--- a/2025年/2025年3月中国电子学会软件编程图形化等级考试4级.docx
+++ b/2025年/2025年3月中国电子学会软件编程图形化等级考试4级.docx
@@ -1,45 +1,5 @@
 
-<file path=docProps\app.xml><?xml version="1.0" encoding="utf-8"?>
-<Properties xmlns="http://schemas.openxmlformats.org/officeDocument/2006/extended-properties" xmlns:vt="http://schemas.openxmlformats.org/officeDocument/2006/docPropsVTypes">
-  <Template>Normal.dotm</Template>
-  <Pages>26</Pages>
-  <Words>0</Words>
-  <Characters>0</Characters>
-  <Lines>0</Lines>
-  <Paragraphs>0</Paragraphs>
-  <TotalTime>67</TotalTime>
-  <ScaleCrop>false</ScaleCrop>
-  <LinksUpToDate>false</LinksUpToDate>
-  <CharactersWithSpaces>0</CharactersWithSpaces>
-  <Application>WPS Office_12.1.0.19302_F1E327BC-269C-435d-A152-05C5408002CA</Application>
-  <DocSecurity>0</DocSecurity>
-</Properties>
-</file>
-
-<file path=docProps\core.xml><?xml version="1.0" encoding="utf-8"?>
-<cp:coreProperties xmlns:cp="http://schemas.openxmlformats.org/package/2006/metadata/core-properties" xmlns:dc="http://purl.org/dc/elements/1.1/" xmlns:dcterms="http://purl.org/dc/terms/" xmlns:dcmitype="http://purl.org/dc/dcmitype/" xmlns:xsi="http://www.w3.org/2001/XMLSchema-instance">
-  <dcterms:created xsi:type="dcterms:W3CDTF">2025-03-26T04:53:07Z</dcterms:created>
-  <dc:creator>Administrator</dc:creator>
-  <cp:lastModifiedBy>依依</cp:lastModifiedBy>
-  <dcterms:modified xsi:type="dcterms:W3CDTF">2025-03-26T06:02:06Z</dcterms:modified>
-</cp:coreProperties>
-</file>
-
-<file path=docProps\custom.xml><?xml version="1.0" encoding="utf-8"?>
-<Properties xmlns="http://schemas.openxmlformats.org/officeDocument/2006/custom-properties" xmlns:vt="http://schemas.openxmlformats.org/officeDocument/2006/docPropsVTypes">
-  <property fmtid="{D5CDD505-2E9C-101B-9397-08002B2CF9AE}" pid="2" name="KSOProductBuildVer">
-    <vt:lpwstr>2052-12.1.0.19302</vt:lpwstr>
-  </property>
-  <property fmtid="{D5CDD505-2E9C-101B-9397-08002B2CF9AE}" pid="3" name="KSOTemplateDocerSaveRecord">
-    <vt:lpwstr>eyJoZGlkIjoiZTI3MmVlZGZmNTAyNWI2NDgyZjY4MDkzMjJhMmYzYTAiLCJ1c2VySWQiOiI0NzI3OTU2MzQifQ==</vt:lpwstr>
-  </property>
-  <property fmtid="{D5CDD505-2E9C-101B-9397-08002B2CF9AE}" pid="4" name="ICV">
-    <vt:lpwstr>C9F1C4FE4A1C4C47880159E229028546_12</vt:lpwstr>
-  </property>
-</Properties>
-</file>
-
-<file path=word\document.xml><?xml version="1.0" encoding="utf-8"?>
+<file path=word/document.xml><?xml version="1.0" encoding="utf-8"?>
 <w:document xmlns:w="http://schemas.openxmlformats.org/wordprocessingml/2006/main" xmlns:r="http://schemas.openxmlformats.org/officeDocument/2006/relationships" xmlns:wp="http://schemas.openxmlformats.org/drawingml/2006/wordprocessingDrawing" xmlns:a="http://schemas.openxmlformats.org/drawingml/2006/main" xmlns:pic="http://schemas.openxmlformats.org/drawingml/2006/picture">
   <w:body>
     <w:p>
@@ -2405,23 +2365,23 @@
         </w:rPr>
         <w:drawing>
           <wp:inline distT="0" distB="0" distL="0" distR="0">
-            <wp:extent cx="3132000" cy="2857500"/>
+            <wp:extent cx="763270" cy="4843145"/>
             <wp:effectExtent l="0" t="0" r="0" b="0"/>
-            <wp:docPr id="118" name="Picture 118" descr="image"/>
+            <wp:docPr id="139" name="Picture 139" descr="image"/>
             <wp:cNvGraphicFramePr>
-              <a:graphicFrameLocks xmlns:a="http://schemas.openxmlformats.org/drawingml/2006/main" noChangeAspect="1"/>
+              <a:graphicFrameLocks noChangeAspect="1"/>
             </wp:cNvGraphicFramePr>
-            <a:graphic xmlns:a="http://schemas.openxmlformats.org/drawingml/2006/main">
+            <a:graphic>
               <a:graphicData uri="http://schemas.openxmlformats.org/drawingml/2006/picture">
-                <pic:pic xmlns:pic="http://schemas.openxmlformats.org/drawingml/2006/picture">
+                <pic:pic>
                   <pic:nvPicPr>
-                    <pic:cNvPr id="118" name="Picture 118" descr="image"/>
+                    <pic:cNvPr id="139" name="Picture 139" descr="image"/>
                     <pic:cNvPicPr>
                       <a:picLocks noChangeAspect="1"/>
                     </pic:cNvPicPr>
                   </pic:nvPicPr>
                   <pic:blipFill>
-                    <a:blip r:embed="rId21|rId22"/>
+                    <a:blip r:embed="rId21"/>
                     <a:stretch>
                       <a:fillRect/>
                     </a:stretch>
@@ -2429,7 +2389,44 @@
                   <pic:spPr>
                     <a:xfrm>
                       <a:off x="0" y="0"/>
-                      <a:ext cx="3132000" cy="2857500"/>
+                      <a:ext cx="763270" cy="4843145"/>
+                    </a:xfrm>
+                    <a:prstGeom prst="rect">
+                      <a:avLst/>
+                    </a:prstGeom>
+                  </pic:spPr>
+                </pic:pic>
+              </a:graphicData>
+            </a:graphic>
+          </wp:inline>
+        </w:drawing>
+        <w:drawing>
+          <wp:inline distT="0" distB="0" distL="0" distR="0">
+            <wp:extent cx="1428750" cy="2019300"/>
+            <wp:effectExtent l="0" t="0" r="0" b="0"/>
+            <wp:docPr id="140" name="Picture 140" descr="image"/>
+            <wp:cNvGraphicFramePr>
+              <a:graphicFrameLocks noChangeAspect="1"/>
+            </wp:cNvGraphicFramePr>
+            <a:graphic>
+              <a:graphicData uri="http://schemas.openxmlformats.org/drawingml/2006/picture">
+                <pic:pic>
+                  <pic:nvPicPr>
+                    <pic:cNvPr id="140" name="Picture 140" descr="image"/>
+                    <pic:cNvPicPr>
+                      <a:picLocks noChangeAspect="1"/>
+                    </pic:cNvPicPr>
+                  </pic:nvPicPr>
+                  <pic:blipFill>
+                    <a:blip r:embed="rId22"/>
+                    <a:stretch>
+                      <a:fillRect/>
+                    </a:stretch>
+                  </pic:blipFill>
+                  <pic:spPr>
+                    <a:xfrm>
+                      <a:off x="0" y="0"/>
+                      <a:ext cx="1428750" cy="2019300"/>
                     </a:xfrm>
                     <a:prstGeom prst="rect">
                       <a:avLst/>
@@ -2809,23 +2806,23 @@
         </w:rPr>
         <w:drawing>
           <wp:inline distT="0" distB="0" distL="0" distR="0">
-            <wp:extent cx="3132000" cy="2857500"/>
+            <wp:extent cx="3499485" cy="3514725"/>
             <wp:effectExtent l="0" t="0" r="0" b="0"/>
-            <wp:docPr id="120" name="Picture 120" descr="image"/>
+            <wp:docPr id="141" name="Picture 141" descr="image"/>
             <wp:cNvGraphicFramePr>
-              <a:graphicFrameLocks xmlns:a="http://schemas.openxmlformats.org/drawingml/2006/main" noChangeAspect="1"/>
+              <a:graphicFrameLocks noChangeAspect="1"/>
             </wp:cNvGraphicFramePr>
-            <a:graphic xmlns:a="http://schemas.openxmlformats.org/drawingml/2006/main">
+            <a:graphic>
               <a:graphicData uri="http://schemas.openxmlformats.org/drawingml/2006/picture">
-                <pic:pic xmlns:pic="http://schemas.openxmlformats.org/drawingml/2006/picture">
+                <pic:pic>
                   <pic:nvPicPr>
-                    <pic:cNvPr id="120" name="Picture 120" descr="image"/>
+                    <pic:cNvPr id="141" name="Picture 141" descr="image"/>
                     <pic:cNvPicPr>
                       <a:picLocks noChangeAspect="1"/>
                     </pic:cNvPicPr>
                   </pic:nvPicPr>
                   <pic:blipFill>
-                    <a:blip r:embed="rId24|rId25"/>
+                    <a:blip r:embed="rId24"/>
                     <a:stretch>
                       <a:fillRect/>
                     </a:stretch>
@@ -2833,7 +2830,7 @@
                   <pic:spPr>
                     <a:xfrm>
                       <a:off x="0" y="0"/>
-                      <a:ext cx="3132000" cy="2857500"/>
+                      <a:ext cx="3499485" cy="3514725"/>
                     </a:xfrm>
                     <a:prstGeom prst="rect">
                       <a:avLst/>
@@ -2844,79 +2841,25 @@
             </a:graphic>
           </wp:inline>
         </w:drawing>
-      </w:r>
-    </w:p>
-    <w:p>
-      <w:pPr>
-        <w:spacing w:before="0" w:after="0" w:line="300" w:lineRule="auto"/>
-        <w:rPr>
-          <w:rFonts w:ascii="Times New Roman" w:hAnsi="Times New Roman" w:eastAsia="宋体" w:cs="Times New Roman"/>
-          <w:kern w:val="0"/>
-          <w:sz w:val="12"/>
-          <w:szCs w:val="12"/>
-        </w:rPr>
-      </w:pPr>
-    </w:p>
-    <w:p>
-      <w:pPr>
-        <w:keepNext/>
-        <w:spacing w:before="40" w:after="30" w:line="300" w:lineRule="auto"/>
-        <w:ind w:left="0" w:right="0" w:firstLine="0"/>
-        <w:jc w:val="left"/>
-        <w:rPr>
-          <w:rFonts w:ascii="Times New Roman" w:hAnsi="Times New Roman" w:eastAsia="宋体" w:cs="Times New Roman"/>
-          <w:kern w:val="0"/>
-          <w:sz w:val="21"/>
-          <w:szCs w:val="21"/>
-        </w:rPr>
-      </w:pPr>
-      <w:r>
-        <w:rPr>
-          <w:rFonts w:ascii="Times New Roman" w:hAnsi="Times New Roman" w:eastAsia="宋体" w:cs="Times New Roman"/>
-          <w:kern w:val="0"/>
-          <w:sz w:val="21"/>
-          <w:szCs w:val="21"/>
-        </w:rPr>
-        <w:t xml:space="preserve">12．“成绩”列表中保存了一组降序排序的数据，运行下列程序，输入一个数，插入到列表中，插入后列表中的数据仍然从大到小排序。（  )</w:t>
-      </w:r>
-    </w:p>
-    <w:p>
-      <w:pPr>
-        <w:keepNext/>
-        <w:spacing w:before="40" w:after="40" w:line="240" w:lineRule="auto"/>
-        <w:ind w:left="0" w:right="0" w:firstLine="0"/>
-        <w:jc w:val="center"/>
-        <w:rPr>
-          <w:rFonts w:ascii="Times New Roman" w:hAnsi="Times New Roman" w:eastAsia="宋体" w:cs="Times New Roman"/>
-          <w:kern w:val="0"/>
-          <w:sz w:val="21"/>
-          <w:szCs w:val="21"/>
-        </w:rPr>
-      </w:pPr>
-      <w:r>
-        <w:rPr>
-          <w:rFonts w:ascii="Times New Roman" w:hAnsi="Times New Roman" w:eastAsia="宋体"/>
-          <w:sz w:val="21"/>
-        </w:rPr>
         <w:drawing>
           <wp:inline distT="0" distB="0" distL="0" distR="0">
-            <wp:extent cx="3132000" cy="2857500"/>
+            <wp:extent cx="1654175" cy="1242695"/>
             <wp:effectExtent l="0" t="0" r="0" b="0"/>
-            <wp:docPr id="121" name="Picture 121" descr="image"/>
+            <wp:docPr id="142" name="Picture 142" descr="image"/>
             <wp:cNvGraphicFramePr>
-              <a:graphicFrameLocks xmlns:a="http://schemas.openxmlformats.org/drawingml/2006/main" noChangeAspect="1"/>
+              <a:graphicFrameLocks noChangeAspect="1"/>
             </wp:cNvGraphicFramePr>
-            <a:graphic xmlns:a="http://schemas.openxmlformats.org/drawingml/2006/main">
+            <a:graphic>
               <a:graphicData uri="http://schemas.openxmlformats.org/drawingml/2006/picture">
-                <pic:pic xmlns:pic="http://schemas.openxmlformats.org/drawingml/2006/picture">
+                <pic:pic>
                   <pic:nvPicPr>
-                    <pic:cNvPr id="121" name="Picture 121" descr="image"/>
+                    <pic:cNvPr id="142" name="Picture 142" descr="image"/>
                     <pic:cNvPicPr>
                       <a:picLocks noChangeAspect="1"/>
                     </pic:cNvPicPr>
                   </pic:nvPicPr>
                   <pic:blipFill>
-                    <a:blip r:embed="rId26|rId27"/>
+                    <a:blip r:embed="rId25"/>
                     <a:stretch>
                       <a:fillRect/>
                     </a:stretch>
@@ -2924,7 +2867,7 @@
                   <pic:spPr>
                     <a:xfrm>
                       <a:off x="0" y="0"/>
-                      <a:ext cx="3132000" cy="2857500"/>
+                      <a:ext cx="1654175" cy="1242695"/>
                     </a:xfrm>
                     <a:prstGeom prst="rect">
                       <a:avLst/>
@@ -2968,7 +2911,7 @@
           <w:sz w:val="21"/>
           <w:szCs w:val="21"/>
         </w:rPr>
-        <w:t xml:space="preserve">13．有一角色位于左图中红色箭头所在的方格，“前进一格”积木块可以使他朝着当前的方向前进一个格子，如右图所示的程序启动后该角色可以沿着蓝色路线走到绿旗所在方格处，那么①处的数值是13.（ ）</w:t>
+        <w:t xml:space="preserve">12．“成绩”列表中保存了一组降序排序的数据，运行下列程序，输入一个数，插入到列表中，插入后列表中的数据仍然从大到小排序。（  )</w:t>
       </w:r>
     </w:p>
     <w:p>
@@ -2991,23 +2934,23 @@
         </w:rPr>
         <w:drawing>
           <wp:inline distT="0" distB="0" distL="0" distR="0">
-            <wp:extent cx="3132000" cy="2857500"/>
+            <wp:extent cx="4426585" cy="3238500"/>
             <wp:effectExtent l="0" t="0" r="0" b="0"/>
-            <wp:docPr id="122" name="Picture 122" descr="image"/>
+            <wp:docPr id="143" name="Picture 143" descr="image"/>
             <wp:cNvGraphicFramePr>
-              <a:graphicFrameLocks xmlns:a="http://schemas.openxmlformats.org/drawingml/2006/main" noChangeAspect="1"/>
+              <a:graphicFrameLocks noChangeAspect="1"/>
             </wp:cNvGraphicFramePr>
-            <a:graphic xmlns:a="http://schemas.openxmlformats.org/drawingml/2006/main">
+            <a:graphic>
               <a:graphicData uri="http://schemas.openxmlformats.org/drawingml/2006/picture">
-                <pic:pic xmlns:pic="http://schemas.openxmlformats.org/drawingml/2006/picture">
+                <pic:pic>
                   <pic:nvPicPr>
-                    <pic:cNvPr id="122" name="Picture 122" descr="image"/>
+                    <pic:cNvPr id="143" name="Picture 143" descr="image"/>
                     <pic:cNvPicPr>
                       <a:picLocks noChangeAspect="1"/>
                     </pic:cNvPicPr>
                   </pic:nvPicPr>
                   <pic:blipFill>
-                    <a:blip r:embed="rId28|rId29"/>
+                    <a:blip r:embed="rId26"/>
                     <a:stretch>
                       <a:fillRect/>
                     </a:stretch>
@@ -3015,7 +2958,7 @@
                   <pic:spPr>
                     <a:xfrm>
                       <a:off x="0" y="0"/>
-                      <a:ext cx="3132000" cy="2857500"/>
+                      <a:ext cx="4426585" cy="3238500"/>
                     </a:xfrm>
                     <a:prstGeom prst="rect">
                       <a:avLst/>
@@ -3026,79 +2969,25 @@
             </a:graphic>
           </wp:inline>
         </w:drawing>
-      </w:r>
-    </w:p>
-    <w:p>
-      <w:pPr>
-        <w:spacing w:before="0" w:after="0" w:line="300" w:lineRule="auto"/>
-        <w:rPr>
-          <w:rFonts w:ascii="Times New Roman" w:hAnsi="Times New Roman" w:eastAsia="宋体" w:cs="Times New Roman"/>
-          <w:kern w:val="0"/>
-          <w:sz w:val="12"/>
-          <w:szCs w:val="12"/>
-        </w:rPr>
-      </w:pPr>
-    </w:p>
-    <w:p>
-      <w:pPr>
-        <w:keepNext/>
-        <w:spacing w:before="40" w:after="30" w:line="300" w:lineRule="auto"/>
-        <w:ind w:left="0" w:right="0" w:firstLine="0"/>
-        <w:jc w:val="left"/>
-        <w:rPr>
-          <w:rFonts w:ascii="Times New Roman" w:hAnsi="Times New Roman" w:eastAsia="宋体" w:cs="Times New Roman"/>
-          <w:kern w:val="0"/>
-          <w:sz w:val="21"/>
-          <w:szCs w:val="21"/>
-        </w:rPr>
-      </w:pPr>
-      <w:r>
-        <w:rPr>
-          <w:rFonts w:ascii="Times New Roman" w:hAnsi="Times New Roman" w:eastAsia="宋体" w:cs="Times New Roman"/>
-          <w:kern w:val="0"/>
-          <w:sz w:val="21"/>
-          <w:szCs w:val="21"/>
-        </w:rPr>
-        <w:t xml:space="preserve">14．小猫初始方向为面向90方向，在下列程序中的①和②依次填入3和4，运行程序后能绘制出如下右图所示的图案。（ ）</w:t>
-      </w:r>
-    </w:p>
-    <w:p>
-      <w:pPr>
-        <w:keepNext/>
-        <w:spacing w:before="40" w:after="40" w:line="240" w:lineRule="auto"/>
-        <w:ind w:left="0" w:right="0" w:firstLine="0"/>
-        <w:jc w:val="center"/>
-        <w:rPr>
-          <w:rFonts w:ascii="Times New Roman" w:hAnsi="Times New Roman" w:eastAsia="宋体" w:cs="Times New Roman"/>
-          <w:kern w:val="0"/>
-          <w:sz w:val="21"/>
-          <w:szCs w:val="21"/>
-        </w:rPr>
-      </w:pPr>
-      <w:r>
-        <w:rPr>
-          <w:rFonts w:ascii="Times New Roman" w:hAnsi="Times New Roman" w:eastAsia="宋体"/>
-          <w:sz w:val="21"/>
-        </w:rPr>
         <w:drawing>
           <wp:inline distT="0" distB="0" distL="0" distR="0">
-            <wp:extent cx="3132000" cy="2857500"/>
+            <wp:extent cx="718185" cy="1430655"/>
             <wp:effectExtent l="0" t="0" r="0" b="0"/>
-            <wp:docPr id="123" name="Picture 123" descr="image"/>
+            <wp:docPr id="144" name="Picture 144" descr="image"/>
             <wp:cNvGraphicFramePr>
-              <a:graphicFrameLocks xmlns:a="http://schemas.openxmlformats.org/drawingml/2006/main" noChangeAspect="1"/>
+              <a:graphicFrameLocks noChangeAspect="1"/>
             </wp:cNvGraphicFramePr>
-            <a:graphic xmlns:a="http://schemas.openxmlformats.org/drawingml/2006/main">
+            <a:graphic>
               <a:graphicData uri="http://schemas.openxmlformats.org/drawingml/2006/picture">
-                <pic:pic xmlns:pic="http://schemas.openxmlformats.org/drawingml/2006/picture">
+                <pic:pic>
                   <pic:nvPicPr>
-                    <pic:cNvPr id="123" name="Picture 123" descr="image"/>
+                    <pic:cNvPr id="144" name="Picture 144" descr="image"/>
                     <pic:cNvPicPr>
                       <a:picLocks noChangeAspect="1"/>
                     </pic:cNvPicPr>
                   </pic:nvPicPr>
                   <pic:blipFill>
-                    <a:blip r:embed="rId30|rId31"/>
+                    <a:blip r:embed="rId27"/>
                     <a:stretch>
                       <a:fillRect/>
                     </a:stretch>
@@ -3106,7 +2995,7 @@
                   <pic:spPr>
                     <a:xfrm>
                       <a:off x="0" y="0"/>
-                      <a:ext cx="3132000" cy="2857500"/>
+                      <a:ext cx="718185" cy="1430655"/>
                     </a:xfrm>
                     <a:prstGeom prst="rect">
                       <a:avLst/>
@@ -3150,7 +3039,7 @@
           <w:sz w:val="21"/>
           <w:szCs w:val="21"/>
         </w:rPr>
-        <w:t xml:space="preserve">15．水果列表中没有“弥猴桃”一项，运行下列程序，角色会说“0”。（ ）</w:t>
+        <w:t xml:space="preserve">13．有一角色位于左图中红色箭头所在的方格，“前进一格”积木块可以使他朝着当前的方向前进一个格子，如右图所示的程序启动后该角色可以沿着蓝色路线走到绿旗所在方格处，那么①处的数值是13.（ ）</w:t>
       </w:r>
     </w:p>
     <w:p>
@@ -3173,23 +3062,23 @@
         </w:rPr>
         <w:drawing>
           <wp:inline distT="0" distB="0" distL="0" distR="0">
-            <wp:extent cx="3132000" cy="2857500"/>
+            <wp:extent cx="2303780" cy="1728470"/>
             <wp:effectExtent l="0" t="0" r="0" b="0"/>
-            <wp:docPr id="124" name="Picture 124" descr="image"/>
+            <wp:docPr id="145" name="Picture 145" descr="image"/>
             <wp:cNvGraphicFramePr>
-              <a:graphicFrameLocks xmlns:a="http://schemas.openxmlformats.org/drawingml/2006/main" noChangeAspect="1"/>
+              <a:graphicFrameLocks noChangeAspect="1"/>
             </wp:cNvGraphicFramePr>
-            <a:graphic xmlns:a="http://schemas.openxmlformats.org/drawingml/2006/main">
+            <a:graphic>
               <a:graphicData uri="http://schemas.openxmlformats.org/drawingml/2006/picture">
-                <pic:pic xmlns:pic="http://schemas.openxmlformats.org/drawingml/2006/picture">
+                <pic:pic>
                   <pic:nvPicPr>
-                    <pic:cNvPr id="124" name="Picture 124" descr="image"/>
+                    <pic:cNvPr id="145" name="Picture 145" descr="image"/>
                     <pic:cNvPicPr>
                       <a:picLocks noChangeAspect="1"/>
                     </pic:cNvPicPr>
                   </pic:nvPicPr>
                   <pic:blipFill>
-                    <a:blip r:embed="rId32|rId33"/>
+                    <a:blip r:embed="rId28"/>
                     <a:stretch>
                       <a:fillRect/>
                     </a:stretch>
@@ -3197,7 +3086,7 @@
                   <pic:spPr>
                     <a:xfrm>
                       <a:off x="0" y="0"/>
-                      <a:ext cx="3132000" cy="2857500"/>
+                      <a:ext cx="2303780" cy="1728470"/>
                     </a:xfrm>
                     <a:prstGeom prst="rect">
                       <a:avLst/>
@@ -3208,79 +3097,25 @@
             </a:graphic>
           </wp:inline>
         </w:drawing>
-      </w:r>
-    </w:p>
-    <w:p>
-      <w:pPr>
-        <w:spacing w:before="0" w:after="0" w:line="300" w:lineRule="auto"/>
-        <w:rPr>
-          <w:rFonts w:ascii="Times New Roman" w:hAnsi="Times New Roman" w:eastAsia="宋体" w:cs="Times New Roman"/>
-          <w:kern w:val="0"/>
-          <w:sz w:val="12"/>
-          <w:szCs w:val="12"/>
-        </w:rPr>
-      </w:pPr>
-    </w:p>
-    <w:p>
-      <w:pPr>
-        <w:keepNext/>
-        <w:spacing w:before="40" w:after="30" w:line="300" w:lineRule="auto"/>
-        <w:ind w:left="0" w:right="0" w:firstLine="0"/>
-        <w:jc w:val="left"/>
-        <w:rPr>
-          <w:rFonts w:ascii="Times New Roman" w:hAnsi="Times New Roman" w:eastAsia="宋体" w:cs="Times New Roman"/>
-          <w:kern w:val="0"/>
-          <w:sz w:val="21"/>
-          <w:szCs w:val="21"/>
-        </w:rPr>
-      </w:pPr>
-      <w:r>
-        <w:rPr>
-          <w:rFonts w:ascii="Times New Roman" w:hAnsi="Times New Roman" w:eastAsia="宋体" w:cs="Times New Roman"/>
-          <w:kern w:val="0"/>
-          <w:sz w:val="21"/>
-          <w:szCs w:val="21"/>
-        </w:rPr>
-        <w:t xml:space="preserve">16．列表”字母“中存储了26个大写字母，小猫每次运行下列程序，能说出26个大写字母中的随机一个字母。（ ）</w:t>
-      </w:r>
-    </w:p>
-    <w:p>
-      <w:pPr>
-        <w:keepNext/>
-        <w:spacing w:before="40" w:after="40" w:line="240" w:lineRule="auto"/>
-        <w:ind w:left="0" w:right="0" w:firstLine="0"/>
-        <w:jc w:val="center"/>
-        <w:rPr>
-          <w:rFonts w:ascii="Times New Roman" w:hAnsi="Times New Roman" w:eastAsia="宋体" w:cs="Times New Roman"/>
-          <w:kern w:val="0"/>
-          <w:sz w:val="21"/>
-          <w:szCs w:val="21"/>
-        </w:rPr>
-      </w:pPr>
-      <w:r>
-        <w:rPr>
-          <w:rFonts w:ascii="Times New Roman" w:hAnsi="Times New Roman" w:eastAsia="宋体"/>
-          <w:sz w:val="21"/>
-        </w:rPr>
         <w:drawing>
           <wp:inline distT="0" distB="0" distL="0" distR="0">
-            <wp:extent cx="3132000" cy="2857500"/>
+            <wp:extent cx="1373505" cy="2838450"/>
             <wp:effectExtent l="0" t="0" r="0" b="0"/>
-            <wp:docPr id="125" name="Picture 125" descr="image"/>
+            <wp:docPr id="146" name="Picture 146" descr="image"/>
             <wp:cNvGraphicFramePr>
-              <a:graphicFrameLocks xmlns:a="http://schemas.openxmlformats.org/drawingml/2006/main" noChangeAspect="1"/>
+              <a:graphicFrameLocks noChangeAspect="1"/>
             </wp:cNvGraphicFramePr>
-            <a:graphic xmlns:a="http://schemas.openxmlformats.org/drawingml/2006/main">
+            <a:graphic>
               <a:graphicData uri="http://schemas.openxmlformats.org/drawingml/2006/picture">
-                <pic:pic xmlns:pic="http://schemas.openxmlformats.org/drawingml/2006/picture">
+                <pic:pic>
                   <pic:nvPicPr>
-                    <pic:cNvPr id="125" name="Picture 125" descr="image"/>
+                    <pic:cNvPr id="146" name="Picture 146" descr="image"/>
                     <pic:cNvPicPr>
                       <a:picLocks noChangeAspect="1"/>
                     </pic:cNvPicPr>
                   </pic:nvPicPr>
                   <pic:blipFill>
-                    <a:blip r:embed="rId34|rId35"/>
+                    <a:blip r:embed="rId29"/>
                     <a:stretch>
                       <a:fillRect/>
                     </a:stretch>
@@ -3288,7 +3123,391 @@
                   <pic:spPr>
                     <a:xfrm>
                       <a:off x="0" y="0"/>
-                      <a:ext cx="3132000" cy="2857500"/>
+                      <a:ext cx="1373505" cy="2838450"/>
+                    </a:xfrm>
+                    <a:prstGeom prst="rect">
+                      <a:avLst/>
+                    </a:prstGeom>
+                  </pic:spPr>
+                </pic:pic>
+              </a:graphicData>
+            </a:graphic>
+          </wp:inline>
+        </w:drawing>
+      </w:r>
+    </w:p>
+    <w:p>
+      <w:pPr>
+        <w:spacing w:before="0" w:after="0" w:line="300" w:lineRule="auto"/>
+        <w:rPr>
+          <w:rFonts w:ascii="Times New Roman" w:hAnsi="Times New Roman" w:eastAsia="宋体" w:cs="Times New Roman"/>
+          <w:kern w:val="0"/>
+          <w:sz w:val="12"/>
+          <w:szCs w:val="12"/>
+        </w:rPr>
+      </w:pPr>
+    </w:p>
+    <w:p>
+      <w:pPr>
+        <w:keepNext/>
+        <w:spacing w:before="40" w:after="30" w:line="300" w:lineRule="auto"/>
+        <w:ind w:left="0" w:right="0" w:firstLine="0"/>
+        <w:jc w:val="left"/>
+        <w:rPr>
+          <w:rFonts w:ascii="Times New Roman" w:hAnsi="Times New Roman" w:eastAsia="宋体" w:cs="Times New Roman"/>
+          <w:kern w:val="0"/>
+          <w:sz w:val="21"/>
+          <w:szCs w:val="21"/>
+        </w:rPr>
+      </w:pPr>
+      <w:r>
+        <w:rPr>
+          <w:rFonts w:ascii="Times New Roman" w:hAnsi="Times New Roman" w:eastAsia="宋体" w:cs="Times New Roman"/>
+          <w:kern w:val="0"/>
+          <w:sz w:val="21"/>
+          <w:szCs w:val="21"/>
+        </w:rPr>
+        <w:t xml:space="preserve">14．小猫初始方向为面向90方向，在下列程序中的①和②依次填入3和4，运行程序后能绘制出如下右图所示的图案。（ ）</w:t>
+      </w:r>
+    </w:p>
+    <w:p>
+      <w:pPr>
+        <w:keepNext/>
+        <w:spacing w:before="40" w:after="40" w:line="240" w:lineRule="auto"/>
+        <w:ind w:left="0" w:right="0" w:firstLine="0"/>
+        <w:jc w:val="center"/>
+        <w:rPr>
+          <w:rFonts w:ascii="Times New Roman" w:hAnsi="Times New Roman" w:eastAsia="宋体" w:cs="Times New Roman"/>
+          <w:kern w:val="0"/>
+          <w:sz w:val="21"/>
+          <w:szCs w:val="21"/>
+        </w:rPr>
+      </w:pPr>
+      <w:r>
+        <w:rPr>
+          <w:rFonts w:ascii="Times New Roman" w:hAnsi="Times New Roman" w:eastAsia="宋体"/>
+          <w:sz w:val="21"/>
+        </w:rPr>
+        <w:drawing>
+          <wp:inline distT="0" distB="0" distL="0" distR="0">
+            <wp:extent cx="1728470" cy="4250690"/>
+            <wp:effectExtent l="0" t="0" r="0" b="0"/>
+            <wp:docPr id="147" name="Picture 147" descr="image"/>
+            <wp:cNvGraphicFramePr>
+              <a:graphicFrameLocks noChangeAspect="1"/>
+            </wp:cNvGraphicFramePr>
+            <a:graphic>
+              <a:graphicData uri="http://schemas.openxmlformats.org/drawingml/2006/picture">
+                <pic:pic>
+                  <pic:nvPicPr>
+                    <pic:cNvPr id="147" name="Picture 147" descr="image"/>
+                    <pic:cNvPicPr>
+                      <a:picLocks noChangeAspect="1"/>
+                    </pic:cNvPicPr>
+                  </pic:nvPicPr>
+                  <pic:blipFill>
+                    <a:blip r:embed="rId30"/>
+                    <a:stretch>
+                      <a:fillRect/>
+                    </a:stretch>
+                  </pic:blipFill>
+                  <pic:spPr>
+                    <a:xfrm>
+                      <a:off x="0" y="0"/>
+                      <a:ext cx="1728470" cy="4250690"/>
+                    </a:xfrm>
+                    <a:prstGeom prst="rect">
+                      <a:avLst/>
+                    </a:prstGeom>
+                  </pic:spPr>
+                </pic:pic>
+              </a:graphicData>
+            </a:graphic>
+          </wp:inline>
+        </w:drawing>
+        <w:drawing>
+          <wp:inline distT="0" distB="0" distL="0" distR="0">
+            <wp:extent cx="2522855" cy="1892300"/>
+            <wp:effectExtent l="0" t="0" r="0" b="0"/>
+            <wp:docPr id="148" name="Picture 148" descr="image"/>
+            <wp:cNvGraphicFramePr>
+              <a:graphicFrameLocks noChangeAspect="1"/>
+            </wp:cNvGraphicFramePr>
+            <a:graphic>
+              <a:graphicData uri="http://schemas.openxmlformats.org/drawingml/2006/picture">
+                <pic:pic>
+                  <pic:nvPicPr>
+                    <pic:cNvPr id="148" name="Picture 148" descr="image"/>
+                    <pic:cNvPicPr>
+                      <a:picLocks noChangeAspect="1"/>
+                    </pic:cNvPicPr>
+                  </pic:nvPicPr>
+                  <pic:blipFill>
+                    <a:blip r:embed="rId31"/>
+                    <a:stretch>
+                      <a:fillRect/>
+                    </a:stretch>
+                  </pic:blipFill>
+                  <pic:spPr>
+                    <a:xfrm>
+                      <a:off x="0" y="0"/>
+                      <a:ext cx="2522855" cy="1892300"/>
+                    </a:xfrm>
+                    <a:prstGeom prst="rect">
+                      <a:avLst/>
+                    </a:prstGeom>
+                  </pic:spPr>
+                </pic:pic>
+              </a:graphicData>
+            </a:graphic>
+          </wp:inline>
+        </w:drawing>
+      </w:r>
+    </w:p>
+    <w:p>
+      <w:pPr>
+        <w:spacing w:before="0" w:after="0" w:line="300" w:lineRule="auto"/>
+        <w:rPr>
+          <w:rFonts w:ascii="Times New Roman" w:hAnsi="Times New Roman" w:eastAsia="宋体" w:cs="Times New Roman"/>
+          <w:kern w:val="0"/>
+          <w:sz w:val="12"/>
+          <w:szCs w:val="12"/>
+        </w:rPr>
+      </w:pPr>
+    </w:p>
+    <w:p>
+      <w:pPr>
+        <w:keepNext/>
+        <w:spacing w:before="40" w:after="30" w:line="300" w:lineRule="auto"/>
+        <w:ind w:left="0" w:right="0" w:firstLine="0"/>
+        <w:jc w:val="left"/>
+        <w:rPr>
+          <w:rFonts w:ascii="Times New Roman" w:hAnsi="Times New Roman" w:eastAsia="宋体" w:cs="Times New Roman"/>
+          <w:kern w:val="0"/>
+          <w:sz w:val="21"/>
+          <w:szCs w:val="21"/>
+        </w:rPr>
+      </w:pPr>
+      <w:r>
+        <w:rPr>
+          <w:rFonts w:ascii="Times New Roman" w:hAnsi="Times New Roman" w:eastAsia="宋体" w:cs="Times New Roman"/>
+          <w:kern w:val="0"/>
+          <w:sz w:val="21"/>
+          <w:szCs w:val="21"/>
+        </w:rPr>
+        <w:t xml:space="preserve">15．水果列表中没有“弥猴桃”一项，运行下列程序，角色会说“0”。（ ）</w:t>
+      </w:r>
+    </w:p>
+    <w:p>
+      <w:pPr>
+        <w:keepNext/>
+        <w:spacing w:before="40" w:after="40" w:line="240" w:lineRule="auto"/>
+        <w:ind w:left="0" w:right="0" w:firstLine="0"/>
+        <w:jc w:val="center"/>
+        <w:rPr>
+          <w:rFonts w:ascii="Times New Roman" w:hAnsi="Times New Roman" w:eastAsia="宋体" w:cs="Times New Roman"/>
+          <w:kern w:val="0"/>
+          <w:sz w:val="21"/>
+          <w:szCs w:val="21"/>
+        </w:rPr>
+      </w:pPr>
+      <w:r>
+        <w:rPr>
+          <w:rFonts w:ascii="Times New Roman" w:hAnsi="Times New Roman" w:eastAsia="宋体"/>
+          <w:sz w:val="21"/>
+        </w:rPr>
+        <w:drawing>
+          <wp:inline distT="0" distB="0" distL="0" distR="0">
+            <wp:extent cx="1104265" cy="2326005"/>
+            <wp:effectExtent l="0" t="0" r="0" b="0"/>
+            <wp:docPr id="149" name="Picture 149" descr="image"/>
+            <wp:cNvGraphicFramePr>
+              <a:graphicFrameLocks noChangeAspect="1"/>
+            </wp:cNvGraphicFramePr>
+            <a:graphic>
+              <a:graphicData uri="http://schemas.openxmlformats.org/drawingml/2006/picture">
+                <pic:pic>
+                  <pic:nvPicPr>
+                    <pic:cNvPr id="149" name="Picture 149" descr="image"/>
+                    <pic:cNvPicPr>
+                      <a:picLocks noChangeAspect="1"/>
+                    </pic:cNvPicPr>
+                  </pic:nvPicPr>
+                  <pic:blipFill>
+                    <a:blip r:embed="rId32"/>
+                    <a:stretch>
+                      <a:fillRect/>
+                    </a:stretch>
+                  </pic:blipFill>
+                  <pic:spPr>
+                    <a:xfrm>
+                      <a:off x="0" y="0"/>
+                      <a:ext cx="1104265" cy="2326005"/>
+                    </a:xfrm>
+                    <a:prstGeom prst="rect">
+                      <a:avLst/>
+                    </a:prstGeom>
+                  </pic:spPr>
+                </pic:pic>
+              </a:graphicData>
+            </a:graphic>
+          </wp:inline>
+        </w:drawing>
+        <w:drawing>
+          <wp:inline distT="0" distB="0" distL="0" distR="0">
+            <wp:extent cx="2328545" cy="807085"/>
+            <wp:effectExtent l="0" t="0" r="0" b="0"/>
+            <wp:docPr id="150" name="Picture 150" descr="image"/>
+            <wp:cNvGraphicFramePr>
+              <a:graphicFrameLocks noChangeAspect="1"/>
+            </wp:cNvGraphicFramePr>
+            <a:graphic>
+              <a:graphicData uri="http://schemas.openxmlformats.org/drawingml/2006/picture">
+                <pic:pic>
+                  <pic:nvPicPr>
+                    <pic:cNvPr id="150" name="Picture 150" descr="image"/>
+                    <pic:cNvPicPr>
+                      <a:picLocks noChangeAspect="1"/>
+                    </pic:cNvPicPr>
+                  </pic:nvPicPr>
+                  <pic:blipFill>
+                    <a:blip r:embed="rId33"/>
+                    <a:stretch>
+                      <a:fillRect/>
+                    </a:stretch>
+                  </pic:blipFill>
+                  <pic:spPr>
+                    <a:xfrm>
+                      <a:off x="0" y="0"/>
+                      <a:ext cx="2328545" cy="807085"/>
+                    </a:xfrm>
+                    <a:prstGeom prst="rect">
+                      <a:avLst/>
+                    </a:prstGeom>
+                  </pic:spPr>
+                </pic:pic>
+              </a:graphicData>
+            </a:graphic>
+          </wp:inline>
+        </w:drawing>
+      </w:r>
+    </w:p>
+    <w:p>
+      <w:pPr>
+        <w:spacing w:before="0" w:after="0" w:line="300" w:lineRule="auto"/>
+        <w:rPr>
+          <w:rFonts w:ascii="Times New Roman" w:hAnsi="Times New Roman" w:eastAsia="宋体" w:cs="Times New Roman"/>
+          <w:kern w:val="0"/>
+          <w:sz w:val="12"/>
+          <w:szCs w:val="12"/>
+        </w:rPr>
+      </w:pPr>
+    </w:p>
+    <w:p>
+      <w:pPr>
+        <w:keepNext/>
+        <w:spacing w:before="40" w:after="30" w:line="300" w:lineRule="auto"/>
+        <w:ind w:left="0" w:right="0" w:firstLine="0"/>
+        <w:jc w:val="left"/>
+        <w:rPr>
+          <w:rFonts w:ascii="Times New Roman" w:hAnsi="Times New Roman" w:eastAsia="宋体" w:cs="Times New Roman"/>
+          <w:kern w:val="0"/>
+          <w:sz w:val="21"/>
+          <w:szCs w:val="21"/>
+        </w:rPr>
+      </w:pPr>
+      <w:r>
+        <w:rPr>
+          <w:rFonts w:ascii="Times New Roman" w:hAnsi="Times New Roman" w:eastAsia="宋体" w:cs="Times New Roman"/>
+          <w:kern w:val="0"/>
+          <w:sz w:val="21"/>
+          <w:szCs w:val="21"/>
+        </w:rPr>
+        <w:t xml:space="preserve">16．列表”字母“中存储了26个大写字母，小猫每次运行下列程序，能说出26个大写字母中的随机一个字母。（ ）</w:t>
+      </w:r>
+    </w:p>
+    <w:p>
+      <w:pPr>
+        <w:keepNext/>
+        <w:spacing w:before="40" w:after="40" w:line="240" w:lineRule="auto"/>
+        <w:ind w:left="0" w:right="0" w:firstLine="0"/>
+        <w:jc w:val="center"/>
+        <w:rPr>
+          <w:rFonts w:ascii="Times New Roman" w:hAnsi="Times New Roman" w:eastAsia="宋体" w:cs="Times New Roman"/>
+          <w:kern w:val="0"/>
+          <w:sz w:val="21"/>
+          <w:szCs w:val="21"/>
+        </w:rPr>
+      </w:pPr>
+      <w:r>
+        <w:rPr>
+          <w:rFonts w:ascii="Times New Roman" w:hAnsi="Times New Roman" w:eastAsia="宋体"/>
+          <w:sz w:val="21"/>
+        </w:rPr>
+        <w:drawing>
+          <wp:inline distT="0" distB="0" distL="0" distR="0">
+            <wp:extent cx="858520" cy="2415540"/>
+            <wp:effectExtent l="0" t="0" r="0" b="0"/>
+            <wp:docPr id="151" name="Picture 151" descr="image"/>
+            <wp:cNvGraphicFramePr>
+              <a:graphicFrameLocks noChangeAspect="1"/>
+            </wp:cNvGraphicFramePr>
+            <a:graphic>
+              <a:graphicData uri="http://schemas.openxmlformats.org/drawingml/2006/picture">
+                <pic:pic>
+                  <pic:nvPicPr>
+                    <pic:cNvPr id="151" name="Picture 151" descr="image"/>
+                    <pic:cNvPicPr>
+                      <a:picLocks noChangeAspect="1"/>
+                    </pic:cNvPicPr>
+                  </pic:nvPicPr>
+                  <pic:blipFill>
+                    <a:blip r:embed="rId34"/>
+                    <a:stretch>
+                      <a:fillRect/>
+                    </a:stretch>
+                  </pic:blipFill>
+                  <pic:spPr>
+                    <a:xfrm>
+                      <a:off x="0" y="0"/>
+                      <a:ext cx="858520" cy="2415540"/>
+                    </a:xfrm>
+                    <a:prstGeom prst="rect">
+                      <a:avLst/>
+                    </a:prstGeom>
+                  </pic:spPr>
+                </pic:pic>
+              </a:graphicData>
+            </a:graphic>
+          </wp:inline>
+        </w:drawing>
+        <w:drawing>
+          <wp:inline distT="0" distB="0" distL="0" distR="0">
+            <wp:extent cx="3943985" cy="979805"/>
+            <wp:effectExtent l="0" t="0" r="0" b="0"/>
+            <wp:docPr id="152" name="Picture 152" descr="image"/>
+            <wp:cNvGraphicFramePr>
+              <a:graphicFrameLocks noChangeAspect="1"/>
+            </wp:cNvGraphicFramePr>
+            <a:graphic>
+              <a:graphicData uri="http://schemas.openxmlformats.org/drawingml/2006/picture">
+                <pic:pic>
+                  <pic:nvPicPr>
+                    <pic:cNvPr id="152" name="Picture 152" descr="image"/>
+                    <pic:cNvPicPr>
+                      <a:picLocks noChangeAspect="1"/>
+                    </pic:cNvPicPr>
+                  </pic:nvPicPr>
+                  <pic:blipFill>
+                    <a:blip r:embed="rId35"/>
+                    <a:stretch>
+                      <a:fillRect/>
+                    </a:stretch>
+                  </pic:blipFill>
+                  <pic:spPr>
+                    <a:xfrm>
+                      <a:off x="0" y="0"/>
+                      <a:ext cx="3943985" cy="979805"/>
                     </a:xfrm>
                     <a:prstGeom prst="rect">
                       <a:avLst/>
@@ -6484,68 +6703,7 @@
 </w:document>
 </file>
 
-<file path=word\fontTable.xml><?xml version="1.0" encoding="utf-8"?>
-<w:fonts xmlns:mc="http://schemas.openxmlformats.org/markup-compatibility/2006" xmlns:r="http://schemas.openxmlformats.org/officeDocument/2006/relationships" xmlns:w="http://schemas.openxmlformats.org/wordprocessingml/2006/main" xmlns:w14="http://schemas.microsoft.com/office/word/2010/wordml" mc:Ignorable="w14">
-  <w:font w:name="Times New Roman">
-    <w:panose1 w:val="02020603050405020304"/>
-    <w:charset w:val="00"/>
-    <w:family w:val="roman"/>
-    <w:pitch w:val="variable"/>
-    <w:sig w:usb0="20007A87" w:usb1="80000000" w:usb2="00000008" w:usb3="00000000" w:csb0="000001FF" w:csb1="00000000"/>
-  </w:font>
-  <w:font w:name="宋体">
-    <w:panose1 w:val="02010600030101010101"/>
-    <w:charset w:val="86"/>
-    <w:family w:val="auto"/>
-    <w:pitch w:val="default"/>
-    <w:sig w:usb0="00000003" w:usb1="288F0000" w:usb2="00000006" w:usb3="00000000" w:csb0="00040001" w:csb1="00000000"/>
-  </w:font>
-  <w:font w:name="Wingdings">
-    <w:panose1 w:val="05000000000000000000"/>
-    <w:charset w:val="02"/>
-    <w:family w:val="auto"/>
-    <w:pitch w:val="default"/>
-    <w:sig w:usb0="00000000" w:usb1="00000000" w:usb2="00000000" w:usb3="00000000" w:csb0="80000000" w:csb1="00000000"/>
-  </w:font>
-  <w:font w:name="Arial">
-    <w:panose1 w:val="020B0604020202020204"/>
-    <w:charset w:val="01"/>
-    <w:family w:val="swiss"/>
-    <w:pitch w:val="default"/>
-    <w:sig w:usb0="E0002AFF" w:usb1="C0007843" w:usb2="00000009" w:usb3="00000000" w:csb0="400001FF" w:csb1="FFFF0000"/>
-  </w:font>
-  <w:font w:name="黑体">
-    <w:panose1 w:val="02010609060101010101"/>
-    <w:charset w:val="86"/>
-    <w:family w:val="auto"/>
-    <w:pitch w:val="default"/>
-    <w:sig w:usb0="800002BF" w:usb1="38CF7CFA" w:usb2="00000016" w:usb3="00000000" w:csb0="00040001" w:csb1="00000000"/>
-  </w:font>
-  <w:font w:name="Courier New">
-    <w:panose1 w:val="02070309020205020404"/>
-    <w:charset w:val="01"/>
-    <w:family w:val="modern"/>
-    <w:pitch w:val="default"/>
-    <w:sig w:usb0="E0002AFF" w:usb1="C0007843" w:usb2="00000009" w:usb3="00000000" w:csb0="400001FF" w:csb1="FFFF0000"/>
-  </w:font>
-  <w:font w:name="Symbol">
-    <w:panose1 w:val="05050102010706020507"/>
-    <w:charset w:val="02"/>
-    <w:family w:val="roman"/>
-    <w:pitch w:val="default"/>
-    <w:sig w:usb0="00000000" w:usb1="00000000" w:usb2="00000000" w:usb3="00000000" w:csb0="80000000" w:csb1="00000000"/>
-  </w:font>
-  <w:font w:name="Calibri">
-    <w:panose1 w:val="020F0502020204030204"/>
-    <w:charset w:val="00"/>
-    <w:family w:val="swiss"/>
-    <w:pitch w:val="default"/>
-    <w:sig w:usb0="E10002FF" w:usb1="4000ACFF" w:usb2="00000009" w:usb3="00000000" w:csb0="2000019F" w:csb1="00000000"/>
-  </w:font>
-</w:fonts>
-</file>
-
-<file path=word\footer1.xml><?xml version="1.0" encoding="utf-8"?>
+<file path=word/footer1.xml><?xml version="1.0" encoding="utf-8"?>
 <w:ftr xmlns:w="http://schemas.openxmlformats.org/wordprocessingml/2006/main">
   <w:p>
     <w:pPr>
@@ -6625,63 +6783,7 @@
 </w:ftr>
 </file>
 
-<file path=word\settings.xml><?xml version="1.0" encoding="utf-8"?>
-<w:settings xmlns:mc="http://schemas.openxmlformats.org/markup-compatibility/2006" xmlns:o="urn:schemas-microsoft-com:office:office" xmlns:r="http://schemas.openxmlformats.org/officeDocument/2006/relationships" xmlns:m="http://schemas.openxmlformats.org/officeDocument/2006/math" xmlns:v="urn:schemas-microsoft-com:vml" xmlns:w10="urn:schemas-microsoft-com:office:word" xmlns:w="http://schemas.openxmlformats.org/wordprocessingml/2006/main" xmlns:w14="http://schemas.microsoft.com/office/word/2010/wordml" xmlns:sl="http://schemas.openxmlformats.org/schemaLibrary/2006/main" xmlns:wpsCustomData="http://www.wps.cn/officeDocument/2013/wpsCustomData" mc:Ignorable="w14">
-  <w:zoom w:percent="115"/>
-  <w:embedSystemFonts/>
-  <w:bordersDoNotSurroundHeader w:val="0"/>
-  <w:bordersDoNotSurroundFooter w:val="0"/>
-  <w:documentProtection w:enforcement="0"/>
-  <w:defaultTabStop w:val="420"/>
-  <w:drawingGridVerticalSpacing w:val="156"/>
-  <w:displayHorizontalDrawingGridEvery w:val="1"/>
-  <w:displayVerticalDrawingGridEvery w:val="1"/>
-  <w:noPunctuationKerning w:val="1"/>
-  <w:characterSpacingControl w:val="compressPunctuation"/>
-  <w:compat>
-    <w:spaceForUL/>
-    <w:balanceSingleByteDoubleByteWidth/>
-    <w:doNotLeaveBackslashAlone/>
-    <w:ulTrailSpace/>
-    <w:doNotExpandShiftReturn/>
-    <w:adjustLineHeightInTable/>
-    <w:doNotWrapTextWithPunct/>
-    <w:doNotUseEastAsianBreakRules/>
-    <w:useFELayout/>
-    <w:doNotUseIndentAsNumberingTabStop/>
-    <w:compatSetting w:name="compatibilityMode" w:uri="http://schemas.microsoft.com/office/word" w:val="14"/>
-    <w:compatSetting w:name="overrideTableStyleFontSizeAndJustification" w:uri="http://schemas.microsoft.com/office/word" w:val="1"/>
-    <w:compatSetting w:name="enableOpenTypeFeatures" w:uri="http://schemas.microsoft.com/office/word" w:val="1"/>
-    <w:compatSetting w:name="doNotFlipMirrorIndents" w:uri="http://schemas.microsoft.com/office/word" w:val="1"/>
-  </w:compat>
-  <w:rsids>
-    <w:rsidRoot w:val="00000000"/>
-    <w:rsid w:val="085207C5"/>
-    <w:rsid w:val="31224929"/>
-    <w:rsid w:val="3FD61DB3"/>
-    <w:rsid w:val="663200F5"/>
-    <w:rsid w:val="78B74F24"/>
-  </w:rsids>
-  <m:mathPr>
-    <m:mathFont m:val="Cambria Math"/>
-    <m:brkBin m:val="before"/>
-    <m:brkBinSub m:val="--"/>
-    <m:smallFrac m:val="0"/>
-    <m:dispDef/>
-    <m:lMargin m:val="0"/>
-    <m:rMargin m:val="0"/>
-    <m:defJc m:val="centerGroup"/>
-    <m:wrapIndent m:val="1440"/>
-    <m:intLim m:val="subSup"/>
-    <m:naryLim m:val="undOvr"/>
-  </m:mathPr>
-  <w:themeFontLang w:val="en-US" w:eastAsia="zh-CN"/>
-  <w:clrSchemeMapping w:bg1="light1" w:t1="dark1" w:bg2="light2" w:t2="dark2" w:accent1="accent1" w:accent2="accent2" w:accent3="accent3" w:accent4="accent4" w:accent5="accent5" w:accent6="accent6" w:hyperlink="hyperlink" w:followedHyperlink="followedHyperlink"/>
-  <w:doNotIncludeSubdocsInStats/>
-</w:settings>
-</file>
-
-<file path=word\styles.xml><?xml version="1.0" encoding="utf-8"?>
+<file path=word/styles.xml><?xml version="1.0" encoding="utf-8"?>
 <w:styles xmlns:mc="http://schemas.openxmlformats.org/markup-compatibility/2006" xmlns:o="urn:schemas-microsoft-com:office:office" xmlns:r="http://schemas.openxmlformats.org/officeDocument/2006/relationships" xmlns:m="http://schemas.openxmlformats.org/officeDocument/2006/math" xmlns:v="urn:schemas-microsoft-com:vml" xmlns:w="http://schemas.openxmlformats.org/wordprocessingml/2006/main" xmlns:w14="http://schemas.microsoft.com/office/word/2010/wordml" xmlns:w10="urn:schemas-microsoft-com:office:word" xmlns:sl="http://schemas.openxmlformats.org/schemaLibrary/2006/main" xmlns:wpsCustomData="http://www.wps.cn/officeDocument/2013/wpsCustomData" mc:Ignorable="w14">
   <w:docDefaults>
     <w:rPrDefault>
@@ -6979,7 +7081,7 @@
 </w:styles>
 </file>
 
-<file path=word\theme\theme1.xml><?xml version="1.0" encoding="utf-8"?>
+<file path=word/theme/theme1.xml><?xml version="1.0" encoding="utf-8"?>
 <a:theme xmlns:a="http://schemas.openxmlformats.org/drawingml/2006/main" name="WPS">
   <a:themeElements>
     <a:clrScheme name="WPS">
